--- a/plantillas_maestras/06_seguro_hogar_e_inmuebles/materia_general_asegurativa/1_ddo_banco_o_financiera/mujer/test_106.docx
+++ b/plantillas_maestras/06_seguro_hogar_e_inmuebles/materia_general_asegurativa/1_ddo_banco_o_financiera/mujer/test_106.docx
@@ -354,7 +354,7 @@
           <w14:ligatures w14:val="none"/>
         </w:rPr>
         <w:tab/>
-        <w:t xml:space="preserve">:       </w:t>
+        <w:t xml:space="preserve">: </w:t>
       </w:r>
       <w:r>
         <w:rPr>
@@ -757,7 +757,7 @@
           <w:lang w:val="es-ES" w:eastAsia="es-ES"/>
           <w14:ligatures w14:val="none"/>
         </w:rPr>
-        <w:t>Ley N°29571, Código de Protección y Defensa del Consumidor (en adelante, Código)</w:t>
+        <w:t>Ley 29571, Código de Protección y Defensa del Consumidor (en adelante, Código)</w:t>
       </w:r>
       <w:r>
         <w:rPr>
@@ -1123,7 +1123,7 @@
           <w:lang w:eastAsia="es-ES"/>
           <w14:ligatures w14:val="none"/>
         </w:rPr>
-        <w:t>N°</w:t>
+        <w:t/>
       </w:r>
       <w:proofErr w:type="spellEnd"/>
       <w:r>
@@ -1195,7 +1195,7 @@
           <w:lang w:eastAsia="es-ES"/>
           <w14:ligatures w14:val="none"/>
         </w:rPr>
-        <w:t>N°</w:t>
+        <w:t/>
       </w:r>
       <w:proofErr w:type="spellEnd"/>
       <w:r>
@@ -1247,7 +1247,7 @@
           <w:lang w:eastAsia="es-ES"/>
           <w14:ligatures w14:val="none"/>
         </w:rPr>
-        <w:t>N°</w:t>
+        <w:t/>
       </w:r>
       <w:proofErr w:type="spellEnd"/>
       <w:r>
@@ -1345,7 +1345,7 @@
           <w:lang w:eastAsia="es-ES"/>
           <w14:ligatures w14:val="none"/>
         </w:rPr>
-        <w:t>N°</w:t>
+        <w:t/>
       </w:r>
       <w:proofErr w:type="spellEnd"/>
       <w:r>
@@ -1387,7 +1387,7 @@
           <w:lang w:eastAsia="es-ES"/>
           <w14:ligatures w14:val="none"/>
         </w:rPr>
-        <w:t>N°</w:t>
+        <w:t/>
       </w:r>
       <w:proofErr w:type="spellEnd"/>
       <w:r>
@@ -1439,7 +1439,7 @@
           <w:lang w:eastAsia="es-ES"/>
           <w14:ligatures w14:val="none"/>
         </w:rPr>
-        <w:t>N°</w:t>
+        <w:t/>
       </w:r>
       <w:proofErr w:type="spellEnd"/>
       <w:r>
@@ -1915,7 +1915,7 @@
           <w:lang w:eastAsia="es-ES"/>
           <w14:ligatures w14:val="none"/>
         </w:rPr>
-        <w:t>N°</w:t>
+        <w:t/>
       </w:r>
       <w:proofErr w:type="spellEnd"/>
       <w:r>
@@ -1937,7 +1937,7 @@
           <w:lang w:eastAsia="es-ES"/>
           <w14:ligatures w14:val="none"/>
         </w:rPr>
-        <w:t>N°</w:t>
+        <w:t/>
       </w:r>
       <w:proofErr w:type="spellEnd"/>
       <w:r>
@@ -2222,7 +2222,7 @@
           <w:lang w:eastAsia="es-ES"/>
           <w14:ligatures w14:val="none"/>
         </w:rPr>
-        <w:t>N°</w:t>
+        <w:t/>
       </w:r>
       <w:proofErr w:type="spellEnd"/>
       <w:r>
@@ -2364,7 +2364,7 @@
           <w:lang w:eastAsia="es-ES"/>
           <w14:ligatures w14:val="none"/>
         </w:rPr>
-        <w:t>N°</w:t>
+        <w:t/>
       </w:r>
       <w:proofErr w:type="spellEnd"/>
       <w:r>
@@ -2482,7 +2482,7 @@
           <w:lang w:eastAsia="es-ES"/>
           <w14:ligatures w14:val="none"/>
         </w:rPr>
-        <w:t>N°</w:t>
+        <w:t/>
       </w:r>
       <w:proofErr w:type="spellEnd"/>
       <w:r>
@@ -2514,7 +2514,7 @@
           <w:lang w:eastAsia="es-ES"/>
           <w14:ligatures w14:val="none"/>
         </w:rPr>
-        <w:t>N°</w:t>
+        <w:t/>
       </w:r>
       <w:proofErr w:type="spellEnd"/>
       <w:r>
@@ -2546,7 +2546,7 @@
           <w:lang w:eastAsia="es-ES"/>
           <w14:ligatures w14:val="none"/>
         </w:rPr>
-        <w:t>N°</w:t>
+        <w:t/>
       </w:r>
       <w:proofErr w:type="spellEnd"/>
       <w:r>
@@ -2704,7 +2704,7 @@
           <w:lang w:eastAsia="es-ES"/>
           <w14:ligatures w14:val="none"/>
         </w:rPr>
-        <w:t>N°</w:t>
+        <w:t/>
       </w:r>
       <w:proofErr w:type="spellEnd"/>
       <w:r>
@@ -2726,7 +2726,7 @@
           <w:lang w:eastAsia="es-ES"/>
           <w14:ligatures w14:val="none"/>
         </w:rPr>
-        <w:t>N°</w:t>
+        <w:t/>
       </w:r>
       <w:proofErr w:type="spellEnd"/>
       <w:r>
@@ -2834,7 +2834,7 @@
           <w:lang w:eastAsia="es-ES"/>
           <w14:ligatures w14:val="none"/>
         </w:rPr>
-        <w:t>N°</w:t>
+        <w:t/>
       </w:r>
       <w:proofErr w:type="spellEnd"/>
       <w:r>
@@ -2969,7 +2969,7 @@
           <w:lang w:eastAsia="es-ES"/>
           <w14:ligatures w14:val="none"/>
         </w:rPr>
-        <w:t>N°</w:t>
+        <w:t/>
       </w:r>
       <w:proofErr w:type="spellEnd"/>
       <w:r>
@@ -3071,7 +3071,7 @@
           <w:lang w:eastAsia="es-ES"/>
           <w14:ligatures w14:val="none"/>
         </w:rPr>
-        <w:t>N°</w:t>
+        <w:t/>
       </w:r>
       <w:proofErr w:type="spellEnd"/>
       <w:r>
@@ -3093,7 +3093,7 @@
           <w:lang w:eastAsia="es-ES"/>
           <w14:ligatures w14:val="none"/>
         </w:rPr>
-        <w:t>N°</w:t>
+        <w:t/>
       </w:r>
       <w:proofErr w:type="spellEnd"/>
       <w:r>
@@ -3115,7 +3115,7 @@
           <w:lang w:eastAsia="es-ES"/>
           <w14:ligatures w14:val="none"/>
         </w:rPr>
-        <w:t>N°</w:t>
+        <w:t/>
       </w:r>
       <w:proofErr w:type="spellEnd"/>
       <w:r>
@@ -3568,7 +3568,7 @@
           <w:lang w:eastAsia="es-PE"/>
           <w14:ligatures w14:val="none"/>
         </w:rPr>
-        <w:t>La Secretaría Técnica de la Comisión de Protección al Consumidor N°1 (en adelante, la Secretaría Técnica), en ejercicio de sus facultades</w:t>
+        <w:t>La Secretaría Técnica de la Comisión de Protección al Consumidor 1 (en adelante, la Secretaría Técnica), en ejercicio de sus facultades</w:t>
       </w:r>
       <w:bookmarkEnd w:id="1"/>
       <w:bookmarkEnd w:id="2"/>
@@ -3643,7 +3643,7 @@
           <w:lang w:eastAsia="es-PE"/>
           <w14:ligatures w14:val="none"/>
         </w:rPr>
-        <w:t>N°</w:t>
+        <w:t/>
       </w:r>
       <w:proofErr w:type="spellEnd"/>
       <w:r>
@@ -3673,7 +3673,7 @@
           <w:lang w:eastAsia="es-PE"/>
           <w14:ligatures w14:val="none"/>
         </w:rPr>
-        <w:t>°</w:t>
+        <w:t/>
       </w:r>
       <w:r>
         <w:rPr>
@@ -3691,7 +3691,7 @@
           <w:lang w:eastAsia="es-PE"/>
           <w14:ligatures w14:val="none"/>
         </w:rPr>
-        <w:t>°</w:t>
+        <w:t/>
       </w:r>
       <w:r>
         <w:rPr>
@@ -3793,7 +3793,7 @@
           <w:lang w:eastAsia="es-PE"/>
           <w14:ligatures w14:val="none"/>
         </w:rPr>
-        <w:t>N°</w:t>
+        <w:t/>
       </w:r>
       <w:proofErr w:type="spellEnd"/>
       <w:r>
@@ -3822,7 +3822,7 @@
           <w:lang w:eastAsia="es-PE"/>
           <w14:ligatures w14:val="none"/>
         </w:rPr>
-        <w:t>°</w:t>
+        <w:t/>
       </w:r>
       <w:r>
         <w:rPr>
@@ -3840,7 +3840,7 @@
           <w:lang w:eastAsia="es-PE"/>
           <w14:ligatures w14:val="none"/>
         </w:rPr>
-        <w:t>°</w:t>
+        <w:t/>
       </w:r>
       <w:r>
         <w:rPr>
@@ -3930,7 +3930,7 @@
           <w:lang w:eastAsia="es-PE"/>
           <w14:ligatures w14:val="none"/>
         </w:rPr>
-        <w:t>N°</w:t>
+        <w:t/>
       </w:r>
       <w:proofErr w:type="spellEnd"/>
       <w:r>
@@ -3959,7 +3959,7 @@
           <w:lang w:eastAsia="es-PE"/>
           <w14:ligatures w14:val="none"/>
         </w:rPr>
-        <w:t>°</w:t>
+        <w:t/>
       </w:r>
       <w:r>
         <w:rPr>
@@ -3977,7 +3977,7 @@
           <w:lang w:eastAsia="es-PE"/>
           <w14:ligatures w14:val="none"/>
         </w:rPr>
-        <w:t>°</w:t>
+        <w:t/>
       </w:r>
       <w:r>
         <w:rPr>
@@ -4075,7 +4075,7 @@
           <w:lang w:eastAsia="es-PE"/>
           <w14:ligatures w14:val="none"/>
         </w:rPr>
-        <w:t>N°</w:t>
+        <w:t/>
       </w:r>
       <w:proofErr w:type="spellEnd"/>
       <w:r>
@@ -4104,7 +4104,7 @@
           <w:lang w:eastAsia="es-PE"/>
           <w14:ligatures w14:val="none"/>
         </w:rPr>
-        <w:t>°</w:t>
+        <w:t/>
       </w:r>
       <w:r>
         <w:rPr>
@@ -4122,7 +4122,7 @@
           <w:lang w:eastAsia="es-PE"/>
           <w14:ligatures w14:val="none"/>
         </w:rPr>
-        <w:t>°</w:t>
+        <w:t/>
       </w:r>
       <w:r>
         <w:rPr>
@@ -4220,7 +4220,7 @@
           <w:lang w:eastAsia="es-PE"/>
           <w14:ligatures w14:val="none"/>
         </w:rPr>
-        <w:t>N°</w:t>
+        <w:t/>
       </w:r>
       <w:proofErr w:type="spellEnd"/>
       <w:r>
@@ -4260,7 +4260,7 @@
           <w:lang w:eastAsia="es-PE"/>
           <w14:ligatures w14:val="none"/>
         </w:rPr>
-        <w:t>°</w:t>
+        <w:t/>
       </w:r>
       <w:r>
         <w:rPr>
@@ -4278,7 +4278,7 @@
           <w:lang w:eastAsia="es-PE"/>
           <w14:ligatures w14:val="none"/>
         </w:rPr>
-        <w:t>°</w:t>
+        <w:t/>
       </w:r>
       <w:r>
         <w:rPr>
@@ -4421,7 +4421,7 @@
           <w:lang w:eastAsia="es-PE"/>
           <w14:ligatures w14:val="none"/>
         </w:rPr>
-        <w:t xml:space="preserve">) del artículo 56° </w:t>
+        <w:t xml:space="preserve">) del artículo 56 </w:t>
       </w:r>
       <w:r>
         <w:rPr>
@@ -4450,7 +4450,7 @@
           <w:lang w:eastAsia="es-PE"/>
           <w14:ligatures w14:val="none"/>
         </w:rPr>
-        <w:t xml:space="preserve">.  </w:t>
+        <w:t xml:space="preserve">. </w:t>
       </w:r>
     </w:p>
     <w:bookmarkEnd w:id="4"/>
@@ -4895,7 +4895,7 @@
           <w:lang w:val="es-ES" w:eastAsia="es-ES"/>
           <w14:ligatures w14:val="none"/>
         </w:rPr>
-        <w:t>N°</w:t>
+        <w:t/>
       </w:r>
       <w:proofErr w:type="spellEnd"/>
       <w:r>
@@ -4939,7 +4939,7 @@
           <w:lang w:val="es-ES" w:eastAsia="es-ES"/>
           <w14:ligatures w14:val="none"/>
         </w:rPr>
-        <w:t>N°</w:t>
+        <w:t/>
       </w:r>
       <w:proofErr w:type="spellEnd"/>
       <w:r>
@@ -4983,7 +4983,7 @@
           <w:lang w:val="es-ES" w:eastAsia="es-ES"/>
           <w14:ligatures w14:val="none"/>
         </w:rPr>
-        <w:t>N°</w:t>
+        <w:t/>
       </w:r>
       <w:proofErr w:type="spellEnd"/>
       <w:r>
@@ -5027,7 +5027,7 @@
           <w:lang w:val="es-ES" w:eastAsia="es-ES"/>
           <w14:ligatures w14:val="none"/>
         </w:rPr>
-        <w:t>N°</w:t>
+        <w:t/>
       </w:r>
       <w:proofErr w:type="spellEnd"/>
       <w:r>
@@ -5049,7 +5049,7 @@
           <w:lang w:val="es-ES" w:eastAsia="es-ES"/>
           <w14:ligatures w14:val="none"/>
         </w:rPr>
-        <w:t>N°</w:t>
+        <w:t/>
       </w:r>
       <w:proofErr w:type="spellEnd"/>
       <w:r>
@@ -5130,7 +5130,7 @@
           <w:lang w:eastAsia="es-PE"/>
           <w14:ligatures w14:val="none"/>
         </w:rPr>
-        <w:t xml:space="preserve">RESOLUCIÓN DE LA SECRETARÍA TÉCNICA  </w:t>
+        <w:t xml:space="preserve">RESOLUCIÓN DE LA SECRETARÍA TÉCNICA </w:t>
       </w:r>
     </w:p>
     <w:p>
@@ -5407,7 +5407,7 @@
           <w:lang w:eastAsia="es-PE"/>
           <w14:ligatures w14:val="none"/>
         </w:rPr>
-        <w:t xml:space="preserve"> infracción a los artículos 18° y 19°</w:t>
+        <w:t xml:space="preserve"> infracción a los artículos 18 y 19</w:t>
       </w:r>
       <w:r>
         <w:rPr>
@@ -5467,7 +5467,7 @@
           <w:lang w:val="es-ES" w:eastAsia="es-ES"/>
           <w14:ligatures w14:val="none"/>
         </w:rPr>
-        <w:t>N°</w:t>
+        <w:t/>
       </w:r>
       <w:proofErr w:type="spellEnd"/>
       <w:r>
@@ -5632,7 +5632,7 @@
           <w:lang w:eastAsia="es-PE"/>
           <w14:ligatures w14:val="none"/>
         </w:rPr>
-        <w:t xml:space="preserve"> infracción a los artículos 18° y 19°</w:t>
+        <w:t xml:space="preserve"> infracción a los artículos 18 y 19</w:t>
       </w:r>
       <w:r>
         <w:rPr>
@@ -5692,7 +5692,7 @@
           <w:lang w:val="es-ES" w:eastAsia="es-ES"/>
           <w14:ligatures w14:val="none"/>
         </w:rPr>
-        <w:t>N°</w:t>
+        <w:t/>
       </w:r>
       <w:proofErr w:type="spellEnd"/>
       <w:r>
@@ -5817,7 +5817,7 @@
           <w:lang w:eastAsia="es-PE"/>
           <w14:ligatures w14:val="none"/>
         </w:rPr>
-        <w:t xml:space="preserve"> infracción a los artículos 18° y 19°</w:t>
+        <w:t xml:space="preserve"> infracción a los artículos 18 y 19</w:t>
       </w:r>
       <w:r>
         <w:rPr>
@@ -5877,7 +5877,7 @@
           <w:lang w:val="es-ES" w:eastAsia="es-ES"/>
           <w14:ligatures w14:val="none"/>
         </w:rPr>
-        <w:t>N°</w:t>
+        <w:t/>
       </w:r>
       <w:proofErr w:type="spellEnd"/>
       <w:r>
@@ -6002,7 +6002,7 @@
           <w:lang w:eastAsia="es-PE"/>
           <w14:ligatures w14:val="none"/>
         </w:rPr>
-        <w:t xml:space="preserve"> infracción a los artículos 18° y 19°</w:t>
+        <w:t xml:space="preserve"> infracción a los artículos 18 y 19</w:t>
       </w:r>
       <w:r>
         <w:rPr>
@@ -6062,7 +6062,7 @@
           <w:lang w:val="es-ES" w:eastAsia="es-ES"/>
           <w14:ligatures w14:val="none"/>
         </w:rPr>
-        <w:t>N°</w:t>
+        <w:t/>
       </w:r>
       <w:proofErr w:type="spellEnd"/>
       <w:r>
@@ -6197,7 +6197,7 @@
           <w:lang w:eastAsia="es-PE"/>
           <w14:ligatures w14:val="none"/>
         </w:rPr>
-        <w:t xml:space="preserve"> infracción a los artículos 18° y 19°</w:t>
+        <w:t xml:space="preserve"> infracción a los artículos 18 y 19</w:t>
       </w:r>
       <w:r>
         <w:rPr>
@@ -6257,7 +6257,7 @@
           <w:lang w:val="es-ES" w:eastAsia="es-ES"/>
           <w14:ligatures w14:val="none"/>
         </w:rPr>
-        <w:t>N°</w:t>
+        <w:t/>
       </w:r>
       <w:proofErr w:type="spellEnd"/>
       <w:r>
@@ -6393,7 +6393,7 @@
           <w:lang w:eastAsia="es-PE"/>
           <w14:ligatures w14:val="none"/>
         </w:rPr>
-        <w:t>) del artículo 56° de la Ley 29571, Código de Protección y Defensa del Consumidor</w:t>
+        <w:t>) del artículo 56 de la Ley 29571, Código de Protección y Defensa del Consumidor</w:t>
       </w:r>
       <w:r>
         <w:rPr>
@@ -6569,7 +6569,7 @@
         <w:rPr>
           <w:rFonts w:ascii="Arial Narrow" w:eastAsia="Arial Narrow" w:hAnsi="Arial Narrow" w:cs="Arial Narrow"/>
         </w:rPr>
-        <w:t>N°</w:t>
+        <w:t/>
       </w:r>
       <w:proofErr w:type="spellEnd"/>
       <w:r>
@@ -6670,7 +6670,7 @@
         <w:rPr>
           <w:rFonts w:ascii="Arial Narrow" w:eastAsia="Arial Narrow" w:hAnsi="Arial Narrow" w:cs="Arial Narrow"/>
         </w:rPr>
-        <w:t>N°</w:t>
+        <w:t/>
       </w:r>
       <w:proofErr w:type="spellEnd"/>
       <w:r>
@@ -7037,7 +7037,7 @@
           <w:lang w:eastAsia="es-PE"/>
           <w14:ligatures w14:val="none"/>
         </w:rPr>
-        <w:t>°</w:t>
+        <w:t/>
       </w:r>
       <w:r>
         <w:rPr>
@@ -7133,7 +7133,7 @@
           <w:lang w:eastAsia="es-PE"/>
           <w14:ligatures w14:val="none"/>
         </w:rPr>
-        <w:t>°</w:t>
+        <w:t/>
       </w:r>
       <w:r>
         <w:rPr>
@@ -7343,7 +7343,7 @@
           <w:lang w:eastAsia="es-PE"/>
           <w14:ligatures w14:val="none"/>
         </w:rPr>
-        <w:t>°</w:t>
+        <w:t/>
       </w:r>
       <w:r>
         <w:rPr>
@@ -7506,7 +7506,7 @@
           <w:lang w:val="es-ES" w:eastAsia="es-ES"/>
           <w14:ligatures w14:val="none"/>
         </w:rPr>
-        <w:t>N°</w:t>
+        <w:t/>
       </w:r>
       <w:proofErr w:type="spellEnd"/>
       <w:r>
@@ -7600,7 +7600,7 @@
           <w:lang w:val="es-ES" w:eastAsia="es-ES"/>
           <w14:ligatures w14:val="none"/>
         </w:rPr>
-        <w:t>N°</w:t>
+        <w:t/>
       </w:r>
       <w:proofErr w:type="spellEnd"/>
       <w:r>
@@ -7704,7 +7704,7 @@
           <w:lang w:val="es-ES" w:eastAsia="es-ES"/>
           <w14:ligatures w14:val="none"/>
         </w:rPr>
-        <w:t>N°</w:t>
+        <w:t/>
       </w:r>
       <w:proofErr w:type="spellEnd"/>
       <w:r>
@@ -7809,7 +7809,7 @@
           <w:lang w:val="es-ES" w:eastAsia="es-ES"/>
           <w14:ligatures w14:val="none"/>
         </w:rPr>
-        <w:t>N°</w:t>
+        <w:t/>
       </w:r>
       <w:proofErr w:type="spellEnd"/>
       <w:r>
@@ -7871,7 +7871,7 @@
           <w:lang w:val="es-ES" w:eastAsia="es-ES"/>
           <w14:ligatures w14:val="none"/>
         </w:rPr>
-        <w:t>N°</w:t>
+        <w:t/>
       </w:r>
       <w:proofErr w:type="spellEnd"/>
       <w:r>
@@ -8061,7 +8061,7 @@
           <w:lang w:eastAsia="es-PE"/>
           <w14:ligatures w14:val="none"/>
         </w:rPr>
-        <w:t>°</w:t>
+        <w:t/>
       </w:r>
       <w:r>
         <w:rPr>
@@ -8102,7 +8102,7 @@
           <w:lang w:eastAsia="es-PE"/>
           <w14:ligatures w14:val="none"/>
         </w:rPr>
-        <w:t>°</w:t>
+        <w:t/>
       </w:r>
       <w:r>
         <w:rPr>
@@ -8122,7 +8122,7 @@
           <w:lang w:eastAsia="es-PE"/>
           <w14:ligatures w14:val="none"/>
         </w:rPr>
-        <w:t>°</w:t>
+        <w:t/>
       </w:r>
       <w:r>
         <w:rPr>
@@ -8142,7 +8142,7 @@
           <w:lang w:eastAsia="es-PE"/>
           <w14:ligatures w14:val="none"/>
         </w:rPr>
-        <w:t>°</w:t>
+        <w:t/>
       </w:r>
       <w:r>
         <w:rPr>
@@ -8195,7 +8195,7 @@
           <w:lang w:eastAsia="es-PE"/>
           <w14:ligatures w14:val="none"/>
         </w:rPr>
-        <w:t>°</w:t>
+        <w:t/>
       </w:r>
       <w:r>
         <w:rPr>
@@ -8286,7 +8286,7 @@
           <w:lang w:eastAsia="es-PE"/>
           <w14:ligatures w14:val="none"/>
         </w:rPr>
-        <w:t>°</w:t>
+        <w:t/>
       </w:r>
       <w:r>
         <w:rPr>
@@ -8378,7 +8378,7 @@
           <w:lang w:eastAsia="es-PE"/>
           <w14:ligatures w14:val="none"/>
         </w:rPr>
-        <w:t>°</w:t>
+        <w:t/>
       </w:r>
       <w:r>
         <w:rPr>
@@ -8395,7 +8395,7 @@
           <w:kern w:val="0"/>
           <w14:ligatures w14:val="none"/>
         </w:rPr>
-        <w:t>N°</w:t>
+        <w:t/>
       </w:r>
       <w:proofErr w:type="spellEnd"/>
       <w:r>
@@ -8630,7 +8630,7 @@
           <w:lang w:eastAsia="es-PE"/>
           <w14:ligatures w14:val="none"/>
         </w:rPr>
-        <w:t>°</w:t>
+        <w:t/>
       </w:r>
       <w:r>
         <w:rPr>
@@ -8645,7 +8645,7 @@
           <w:rFonts w:ascii="Arial Narrow" w:hAnsi="Arial Narrow"/>
           <w:color w:val="000000"/>
         </w:rPr>
-        <w:t>N°</w:t>
+        <w:t/>
       </w:r>
       <w:proofErr w:type="spellEnd"/>
       <w:r>
@@ -8663,7 +8663,7 @@
           <w:lang w:eastAsia="es-PE"/>
           <w14:ligatures w14:val="none"/>
         </w:rPr>
-        <w:t>°</w:t>
+        <w:t/>
       </w:r>
       <w:r>
         <w:rPr>
@@ -8943,7 +8943,7 @@
           <w:kern w:val="0"/>
           <w14:ligatures w14:val="none"/>
         </w:rPr>
-        <w:t>N°</w:t>
+        <w:t/>
       </w:r>
       <w:proofErr w:type="spellEnd"/>
       <w:r>
@@ -9178,7 +9178,7 @@
           <w:sz w:val="16"/>
           <w:szCs w:val="16"/>
         </w:rPr>
-        <w:t>N°</w:t>
+        <w:t/>
       </w:r>
       <w:proofErr w:type="spellEnd"/>
       <w:r>
@@ -9386,7 +9386,7 @@
           <w:sz w:val="16"/>
           <w:szCs w:val="16"/>
         </w:rPr>
-        <w:t xml:space="preserve">  </w:t>
+        <w:t xml:space="preserve"> </w:t>
       </w:r>
       <w:r>
         <w:rPr>
@@ -9415,7 +9415,7 @@
           <w:sz w:val="16"/>
           <w:szCs w:val="16"/>
         </w:rPr>
-        <w:t>N°</w:t>
+        <w:t/>
       </w:r>
       <w:proofErr w:type="spellEnd"/>
       <w:r>
@@ -9437,7 +9437,7 @@
           <w:sz w:val="16"/>
           <w:szCs w:val="16"/>
         </w:rPr>
-        <w:t>N°</w:t>
+        <w:t/>
       </w:r>
       <w:proofErr w:type="spellEnd"/>
       <w:r>
@@ -9509,7 +9509,7 @@
           <w:sz w:val="16"/>
           <w:szCs w:val="16"/>
         </w:rPr>
-        <w:t>N°</w:t>
+        <w:t/>
       </w:r>
       <w:proofErr w:type="spellEnd"/>
       <w:r>
@@ -9603,7 +9603,7 @@
           <w:sz w:val="16"/>
           <w:szCs w:val="16"/>
         </w:rPr>
-        <w:t>N°</w:t>
+        <w:t/>
       </w:r>
       <w:proofErr w:type="spellEnd"/>
       <w:r>
@@ -9771,7 +9771,7 @@
           <w:sz w:val="16"/>
           <w:szCs w:val="16"/>
         </w:rPr>
-        <w:t xml:space="preserve">           </w:t>
+        <w:t xml:space="preserve"> </w:t>
       </w:r>
       <w:r>
         <w:rPr>
@@ -9800,7 +9800,7 @@
           <w:sz w:val="16"/>
           <w:szCs w:val="16"/>
         </w:rPr>
-        <w:t>N°</w:t>
+        <w:t/>
       </w:r>
       <w:proofErr w:type="spellEnd"/>
       <w:r>
@@ -9822,7 +9822,7 @@
           <w:sz w:val="16"/>
           <w:szCs w:val="16"/>
         </w:rPr>
-        <w:t>N°</w:t>
+        <w:t/>
       </w:r>
       <w:proofErr w:type="spellEnd"/>
       <w:r>
@@ -9833,7 +9833,7 @@
           <w:sz w:val="16"/>
           <w:szCs w:val="16"/>
         </w:rPr>
-        <w:t xml:space="preserve"> 1308   </w:t>
+        <w:t xml:space="preserve"> 1308 </w:t>
       </w:r>
     </w:p>
     <w:p>
@@ -9857,7 +9857,7 @@
           <w:sz w:val="16"/>
           <w:szCs w:val="16"/>
         </w:rPr>
-        <w:t xml:space="preserve">Artículo 18.- Idoneidad   </w:t>
+        <w:t xml:space="preserve">Artículo 18.- Idoneidad </w:t>
       </w:r>
     </w:p>
     <w:p>
@@ -9877,7 +9877,7 @@
           <w:sz w:val="16"/>
           <w:szCs w:val="16"/>
         </w:rPr>
-        <w:t xml:space="preserve">Se entiende por idoneidad la correspondencia entre lo que un consumidor espera y lo que efectivamente recibe, en función a lo que se le hubiera ofrecido, la publicidad e información transmitida, las condiciones y circunstancias de la transacción, las características y naturaleza del producto o servicio, el precio, entre otros factores, atendiendo a las circunstancias del caso.    </w:t>
+        <w:t xml:space="preserve">Se entiende por idoneidad la correspondencia entre lo que un consumidor espera y lo que efectivamente recibe, en función a lo que se le hubiera ofrecido, la publicidad e información transmitida, las condiciones y circunstancias de la transacción, las características y naturaleza del producto o servicio, el precio, entre otros factores, atendiendo a las circunstancias del caso. </w:t>
       </w:r>
     </w:p>
     <w:p>
@@ -10027,7 +10027,7 @@
           <w:sz w:val="16"/>
           <w:szCs w:val="16"/>
         </w:rPr>
-        <w:t>N°</w:t>
+        <w:t/>
       </w:r>
       <w:proofErr w:type="spellEnd"/>
       <w:r>
@@ -10049,7 +10049,7 @@
           <w:sz w:val="16"/>
           <w:szCs w:val="16"/>
         </w:rPr>
-        <w:t>N°</w:t>
+        <w:t/>
       </w:r>
       <w:proofErr w:type="spellEnd"/>
       <w:r>
@@ -10060,7 +10060,7 @@
           <w:sz w:val="16"/>
           <w:szCs w:val="16"/>
         </w:rPr>
-        <w:t xml:space="preserve"> 1308   </w:t>
+        <w:t xml:space="preserve"> 1308 </w:t>
       </w:r>
     </w:p>
     <w:p>
@@ -10248,7 +10248,7 @@
           <w:sz w:val="16"/>
           <w:szCs w:val="16"/>
         </w:rPr>
-        <w:t xml:space="preserve">           </w:t>
+        <w:t xml:space="preserve"> </w:t>
       </w:r>
       <w:r>
         <w:rPr>
@@ -10277,7 +10277,7 @@
           <w:sz w:val="16"/>
           <w:szCs w:val="16"/>
         </w:rPr>
-        <w:t>N°</w:t>
+        <w:t/>
       </w:r>
       <w:proofErr w:type="spellEnd"/>
       <w:r>
@@ -10299,7 +10299,7 @@
           <w:sz w:val="16"/>
           <w:szCs w:val="16"/>
         </w:rPr>
-        <w:t>N°</w:t>
+        <w:t/>
       </w:r>
       <w:proofErr w:type="spellEnd"/>
       <w:r>
@@ -10400,7 +10400,7 @@
           <w:sz w:val="16"/>
           <w:szCs w:val="16"/>
         </w:rPr>
-        <w:t xml:space="preserve">  </w:t>
+        <w:t xml:space="preserve"> </w:t>
       </w:r>
       <w:r>
         <w:rPr>
@@ -10429,7 +10429,7 @@
           <w:sz w:val="16"/>
           <w:szCs w:val="16"/>
         </w:rPr>
-        <w:t>N°</w:t>
+        <w:t/>
       </w:r>
       <w:proofErr w:type="spellEnd"/>
       <w:r>
@@ -10625,7 +10625,7 @@
           <w:sz w:val="16"/>
           <w:szCs w:val="16"/>
         </w:rPr>
-        <w:t>Nº</w:t>
+        <w:t/>
       </w:r>
       <w:proofErr w:type="spellEnd"/>
       <w:r>
@@ -10741,7 +10741,7 @@
           <w:sz w:val="16"/>
           <w:szCs w:val="16"/>
         </w:rPr>
-        <w:t>N°</w:t>
+        <w:t/>
       </w:r>
       <w:proofErr w:type="spellEnd"/>
       <w:r>
@@ -10908,7 +10908,7 @@
           <w:szCs w:val="16"/>
           <w:vertAlign w:val="superscript"/>
         </w:rPr>
-        <w:t xml:space="preserve">  </w:t>
+        <w:t xml:space="preserve"> </w:t>
       </w:r>
       <w:r>
         <w:rPr>
@@ -10916,7 +10916,7 @@
           <w:sz w:val="16"/>
           <w:szCs w:val="16"/>
         </w:rPr>
-        <w:t xml:space="preserve">     </w:t>
+        <w:t xml:space="preserve"> </w:t>
       </w:r>
       <w:r>
         <w:rPr>
@@ -10962,7 +10962,7 @@
           <w:sz w:val="16"/>
           <w:szCs w:val="16"/>
         </w:rPr>
-        <w:t>N°</w:t>
+        <w:t/>
       </w:r>
       <w:proofErr w:type="spellEnd"/>
       <w:r>
@@ -11015,7 +11015,7 @@
           <w:sz w:val="16"/>
           <w:szCs w:val="16"/>
         </w:rPr>
-        <w:t>El órgano resolutivo puede sancionar las infracciones administrativas a que se refiere el artículo 108º con amonestación y multas de hasta cuatrocientos cincuenta (450) Unidades Impositivas Tributarias (UIT), las cuales son calificadas de la siguiente manera:</w:t>
+        <w:t>El órgano resolutivo puede sancionar las infracciones administrativas a que se refiere el artículo 108 con amonestación y multas de hasta cuatrocientos cincuenta (450) Unidades Impositivas Tributarias (UIT), las cuales son calificadas de la siguiente manera:</w:t>
       </w:r>
     </w:p>
     <w:p>
@@ -11138,7 +11138,7 @@
           <w:sz w:val="16"/>
           <w:szCs w:val="16"/>
         </w:rPr>
-        <w:t xml:space="preserve">        </w:t>
+        <w:t xml:space="preserve"> </w:t>
       </w:r>
       <w:r>
         <w:rPr>
@@ -11955,7 +11955,7 @@
           <w:sz w:val="16"/>
           <w:szCs w:val="16"/>
         </w:rPr>
-        <w:t xml:space="preserve">         </w:t>
+        <w:t xml:space="preserve"> </w:t>
       </w:r>
       <w:r>
         <w:rPr>
@@ -12001,7 +12001,7 @@
           <w:sz w:val="16"/>
           <w:szCs w:val="16"/>
         </w:rPr>
-        <w:t>N°</w:t>
+        <w:t/>
       </w:r>
       <w:proofErr w:type="spellEnd"/>
       <w:r>
@@ -12219,7 +12219,7 @@
           <w:sz w:val="16"/>
           <w:szCs w:val="16"/>
         </w:rPr>
-        <w:t>Nº</w:t>
+        <w:t/>
       </w:r>
       <w:proofErr w:type="spellEnd"/>
       <w:r>
@@ -12373,7 +12373,7 @@
           <w:sz w:val="16"/>
           <w:szCs w:val="16"/>
         </w:rPr>
-        <w:t>N°</w:t>
+        <w:t/>
       </w:r>
       <w:proofErr w:type="spellEnd"/>
       <w:r>
@@ -12682,7 +12682,7 @@
               <w:sz w:val="16"/>
               <w:szCs w:val="16"/>
             </w:rPr>
-            <w:t xml:space="preserve">CNICA DE LA    </w:t>
+            <w:t xml:space="preserve">CNICA DE LA </w:t>
           </w:r>
         </w:p>
         <w:p>
